--- a/Volume 1/Chapter 02 - Language Fundamentals/SPA_Vol1_Ch2_Lesson2_1_Variables.docx
+++ b/Volume 1/Chapter 02 - Language Fundamentals/SPA_Vol1_Ch2_Lesson2_1_Variables.docx
@@ -829,7 +829,7 @@
         <w:keepNext/>
       </w:pPr>
       <w:r>
-        <w:t>Save each source and supporting file from this lesson into the matching path in the project layout. As in Chapter 1, notepad .\c\basic_variables.c creates and opens one: choose Yes, type the file, save it with Ctrl+S, and close Notepad. Then install the TypeScript compiler for this project.</w:t>
+        <w:t>Next, let the tools create each project's settings file, as in Chapter 1. Remember, dotnet new console -o makes a C# project in the folder -o names, with a .csproj file and a Program.cs. The starter Program.cs only prints Hello, World!; you replace it with this lesson's code in the C# section. Remember, go mod init makes the .\go folder a module by writing .\go\go.mod. Its go line shows the Go version you have installed.</w:t>
       </w:r>
     </w:p>
     <w:p>
@@ -840,9 +840,301 @@
     <w:p>
       <w:pPr>
         <w:pStyle w:val="CommandBlock"/>
-      </w:pPr>
-      <w:r>
-        <w:t>npm --prefix .\typescript install --ignore-scripts --no-audit --no-fund</w:t>
+        <w:keepNext/>
+      </w:pPr>
+      <w:r>
+        <w:t>dotnet new console -o .\csharp\BasicVariables</w:t>
+      </w:r>
+    </w:p>
+    <w:p>
+      <w:pPr>
+        <w:pStyle w:val="CommandBlock"/>
+        <w:keepNext/>
+      </w:pPr>
+      <w:r>
+        <w:t>dotnet new console -o .\csharp\Variables</w:t>
+      </w:r>
+    </w:p>
+    <w:p>
+      <w:pPr>
+        <w:pStyle w:val="CommandBlock"/>
+      </w:pPr>
+      <w:r>
+        <w:t>go -C .\go mod init example.com/variables</w:t>
+      </w:r>
+    </w:p>
+    <w:p>
+      <w:pPr>
+        <w:keepNext/>
+      </w:pPr>
+    </w:p>
+    <w:p>
+      <w:pPr>
+        <w:keepNext/>
+      </w:pPr>
+      <w:r>
+        <w:t>The TypeScript project needs a package.json, the file that names the project, its scripts, and the packages it uses. npm init -y creates one in the current folder with npm's default fields; -y accepts every default without asking. npm init ignores --prefix, so Push-Location first moves into .\typescript, and Pop-Location at the end moves back to lesson-2.1. npm pkg set writes fields into package.json: the project's name, "type": "module" (Node reads each .js file as a module), and the check and build script</w:t>
+      </w:r>
+      <w:r>
+        <w:t>s. --json stores true as a true value instead of the text "true"; "private": true stops npm from ever publishing this project. npm pkg delete removes the default fields this project does not use. The last npm line downloads the TypeScript compiler and Node's type descriptions at exact versions into .\typescript\node_modules and lists them in package.json.</w:t>
+      </w:r>
+    </w:p>
+    <w:p>
+      <w:pPr>
+        <w:keepNext/>
+      </w:pPr>
+    </w:p>
+    <w:p>
+      <w:pPr>
+        <w:pStyle w:val="CommandBlock"/>
+        <w:keepNext/>
+      </w:pPr>
+      <w:r>
+        <w:t>Push-Location .\typescript</w:t>
+      </w:r>
+    </w:p>
+    <w:p>
+      <w:pPr>
+        <w:pStyle w:val="CommandBlock"/>
+        <w:keepNext/>
+      </w:pPr>
+      <w:r>
+        <w:t>npm init -y</w:t>
+      </w:r>
+    </w:p>
+    <w:p>
+      <w:pPr>
+        <w:pStyle w:val="CommandBlock"/>
+        <w:keepNext/>
+      </w:pPr>
+      <w:r>
+        <w:t>npm pkg set name=variables-typescript type=module</w:t>
+      </w:r>
+    </w:p>
+    <w:p>
+      <w:pPr>
+        <w:pStyle w:val="CommandBlock"/>
+        <w:keepNext/>
+      </w:pPr>
+      <w:r>
+        <w:t>npm pkg set private=true --json</w:t>
+      </w:r>
+    </w:p>
+    <w:p>
+      <w:pPr>
+        <w:pStyle w:val="CommandBlock"/>
+        <w:keepNext/>
+      </w:pPr>
+      <w:r>
+        <w:t>npm pkg set "scripts.check=tsc --noEmit" "scripts.build=tsc --noEmitOnError"</w:t>
+      </w:r>
+    </w:p>
+    <w:p>
+      <w:pPr>
+        <w:pStyle w:val="CommandBlock"/>
+        <w:keepNext/>
+      </w:pPr>
+      <w:r>
+        <w:t>npm pkg delete version description main keywords author license scripts.test</w:t>
+      </w:r>
+    </w:p>
+    <w:p>
+      <w:pPr>
+        <w:pStyle w:val="CommandBlock"/>
+        <w:keepNext/>
+      </w:pPr>
+      <w:r>
+        <w:t>npm install --save-dev --save-exact typescript@7.0.2 @types/node@24.13.5 `</w:t>
+      </w:r>
+    </w:p>
+    <w:p>
+      <w:pPr>
+        <w:pStyle w:val="CommandBlock"/>
+        <w:keepNext/>
+      </w:pPr>
+      <w:r>
+        <w:t xml:space="preserve">    --ignore-scripts --no-audit --no-fund</w:t>
+      </w:r>
+    </w:p>
+    <w:p>
+      <w:pPr>
+        <w:pStyle w:val="CommandBlock"/>
+      </w:pPr>
+      <w:r>
+        <w:t>Pop-Location</w:t>
+      </w:r>
+    </w:p>
+    <w:p>
+      <w:pPr>
+        <w:keepNext/>
+      </w:pPr>
+    </w:p>
+    <w:p>
+      <w:r>
+        <w:t>Then type the TypeScript compiler settings. As in Chapter 1, notepad .\typescript\tsconfig.json creates and opens the file: choose Yes, type the file, save it with Ctrl+S, and close Notepad.</w:t>
+      </w:r>
+    </w:p>
+    <w:p>
+      <w:pPr>
+        <w:keepNext/>
+      </w:pPr>
+    </w:p>
+    <w:p>
+      <w:pPr>
+        <w:pStyle w:val="Heading3"/>
+      </w:pPr>
+      <w:r>
+        <w:t>typescript/tsconfig.json</w:t>
+      </w:r>
+    </w:p>
+    <w:p>
+      <w:pPr>
+        <w:pStyle w:val="SourceCode"/>
+        <w:keepNext/>
+      </w:pPr>
+      <w:r>
+        <w:t>{</w:t>
+      </w:r>
+    </w:p>
+    <w:p>
+      <w:pPr>
+        <w:pStyle w:val="SourceCode"/>
+        <w:keepNext/>
+      </w:pPr>
+      <w:r>
+        <w:t xml:space="preserve">  "compilerOptions": {</w:t>
+      </w:r>
+    </w:p>
+    <w:p>
+      <w:pPr>
+        <w:pStyle w:val="SourceCode"/>
+      </w:pPr>
+      <w:r>
+        <w:t xml:space="preserve">    "target": "ES2022",</w:t>
+      </w:r>
+    </w:p>
+    <w:p>
+      <w:pPr>
+        <w:pStyle w:val="SourceCode"/>
+      </w:pPr>
+      <w:r>
+        <w:t xml:space="preserve">    "module": "NodeNext",</w:t>
+      </w:r>
+    </w:p>
+    <w:p>
+      <w:pPr>
+        <w:pStyle w:val="SourceCode"/>
+      </w:pPr>
+      <w:r>
+        <w:t xml:space="preserve">    "moduleResolution": "NodeNext",</w:t>
+      </w:r>
+    </w:p>
+    <w:p>
+      <w:pPr>
+        <w:pStyle w:val="SourceCode"/>
+      </w:pPr>
+      <w:r>
+        <w:t xml:space="preserve">    "rootDir": "src",</w:t>
+      </w:r>
+    </w:p>
+    <w:p>
+      <w:pPr>
+        <w:pStyle w:val="SourceCode"/>
+      </w:pPr>
+      <w:r>
+        <w:t xml:space="preserve">    "outDir": "dist",</w:t>
+      </w:r>
+    </w:p>
+    <w:p>
+      <w:pPr>
+        <w:pStyle w:val="SourceCode"/>
+      </w:pPr>
+      <w:r>
+        <w:t xml:space="preserve">    "strict": true,</w:t>
+      </w:r>
+    </w:p>
+    <w:p>
+      <w:pPr>
+        <w:pStyle w:val="SourceCode"/>
+      </w:pPr>
+      <w:r>
+        <w:t xml:space="preserve">    "types": [</w:t>
+      </w:r>
+    </w:p>
+    <w:p>
+      <w:pPr>
+        <w:pStyle w:val="SourceCode"/>
+      </w:pPr>
+      <w:r>
+        <w:t xml:space="preserve">      "node"</w:t>
+      </w:r>
+    </w:p>
+    <w:p>
+      <w:pPr>
+        <w:pStyle w:val="SourceCode"/>
+      </w:pPr>
+      <w:r>
+        <w:t xml:space="preserve">    ],</w:t>
+      </w:r>
+    </w:p>
+    <w:p>
+      <w:pPr>
+        <w:pStyle w:val="SourceCode"/>
+      </w:pPr>
+      <w:r>
+        <w:t xml:space="preserve">    "moduleDetection": "force"</w:t>
+      </w:r>
+    </w:p>
+    <w:p>
+      <w:pPr>
+        <w:pStyle w:val="SourceCode"/>
+      </w:pPr>
+      <w:r>
+        <w:t xml:space="preserve">  },</w:t>
+      </w:r>
+    </w:p>
+    <w:p>
+      <w:pPr>
+        <w:pStyle w:val="SourceCode"/>
+      </w:pPr>
+      <w:r>
+        <w:t xml:space="preserve">  "include": [</w:t>
+      </w:r>
+    </w:p>
+    <w:p>
+      <w:pPr>
+        <w:pStyle w:val="SourceCode"/>
+        <w:keepNext/>
+      </w:pPr>
+      <w:r>
+        <w:t xml:space="preserve">    "src/**/*.ts"</w:t>
+      </w:r>
+    </w:p>
+    <w:p>
+      <w:pPr>
+        <w:pStyle w:val="SourceCode"/>
+        <w:keepNext/>
+      </w:pPr>
+      <w:r>
+        <w:t xml:space="preserve">  ]</w:t>
+      </w:r>
+    </w:p>
+    <w:p>
+      <w:pPr>
+        <w:pStyle w:val="SourceCode"/>
+      </w:pPr>
+      <w:r>
+        <w:t>}</w:t>
+      </w:r>
+    </w:p>
+    <w:p>
+      <w:pPr>
+        <w:keepNext/>
+      </w:pPr>
+    </w:p>
+    <w:p>
+      <w:r>
+        <w:t>You save each source file in its language's section below, as each is shown, the same way.</w:t>
       </w:r>
     </w:p>
     <w:p>
@@ -912,7 +1204,7 @@
         <w:keepNext/>
       </w:pPr>
       <w:r>
-        <w:t>Save each source and supporting file from this lesson into the matching path in the project layout. As in Chapter 1, nano ./c/basic_variables.c creates and opens one: type the file, then save and close it with Ctrl+O, Enter, then Ctrl+X. Then install the TypeScript compiler for this project.</w:t>
+        <w:t>Then create the C#, Go, and TypeScript project files with the same commands as on Windows; cd moves into ./typescript for the npm lines, and cd .. moves back.</w:t>
       </w:r>
     </w:p>
     <w:p>
@@ -923,9 +1215,118 @@
     <w:p>
       <w:pPr>
         <w:pStyle w:val="CommandBlock"/>
-      </w:pPr>
-      <w:r>
-        <w:t>npm --prefix ./typescript install --ignore-scripts --no-audit --no-fund</w:t>
+        <w:keepNext/>
+      </w:pPr>
+      <w:r>
+        <w:t>dotnet new console -o ./csharp/BasicVariables</w:t>
+      </w:r>
+    </w:p>
+    <w:p>
+      <w:pPr>
+        <w:pStyle w:val="CommandBlock"/>
+        <w:keepNext/>
+      </w:pPr>
+      <w:r>
+        <w:t>dotnet new console -o ./csharp/Variables</w:t>
+      </w:r>
+    </w:p>
+    <w:p>
+      <w:pPr>
+        <w:pStyle w:val="CommandBlock"/>
+        <w:keepNext/>
+      </w:pPr>
+      <w:r>
+        <w:t>go -C ./go mod init example.com/variables</w:t>
+      </w:r>
+    </w:p>
+    <w:p>
+      <w:pPr>
+        <w:pStyle w:val="CommandBlock"/>
+        <w:keepNext/>
+      </w:pPr>
+      <w:r>
+        <w:t>cd ./typescript</w:t>
+      </w:r>
+    </w:p>
+    <w:p>
+      <w:pPr>
+        <w:pStyle w:val="CommandBlock"/>
+        <w:keepNext/>
+      </w:pPr>
+      <w:r>
+        <w:t>npm init -y</w:t>
+      </w:r>
+    </w:p>
+    <w:p>
+      <w:pPr>
+        <w:pStyle w:val="CommandBlock"/>
+        <w:keepNext/>
+      </w:pPr>
+      <w:r>
+        <w:t>npm pkg set name=variables-typescript type=module</w:t>
+      </w:r>
+    </w:p>
+    <w:p>
+      <w:pPr>
+        <w:pStyle w:val="CommandBlock"/>
+        <w:keepNext/>
+      </w:pPr>
+      <w:r>
+        <w:t>npm pkg set private=true --json</w:t>
+      </w:r>
+    </w:p>
+    <w:p>
+      <w:pPr>
+        <w:pStyle w:val="CommandBlock"/>
+        <w:keepNext/>
+      </w:pPr>
+      <w:r>
+        <w:t>npm pkg set "scripts.check=tsc --noEmit" "scripts.build=tsc --noEmitOnError"</w:t>
+      </w:r>
+    </w:p>
+    <w:p>
+      <w:pPr>
+        <w:pStyle w:val="CommandBlock"/>
+        <w:keepNext/>
+      </w:pPr>
+      <w:r>
+        <w:t>npm pkg delete version description main keywords author license scripts.test</w:t>
+      </w:r>
+    </w:p>
+    <w:p>
+      <w:pPr>
+        <w:pStyle w:val="CommandBlock"/>
+        <w:keepNext/>
+      </w:pPr>
+      <w:r>
+        <w:t>npm install --save-dev --save-exact typescript@7.0.2 @types/node@24.13.5 \</w:t>
+      </w:r>
+    </w:p>
+    <w:p>
+      <w:pPr>
+        <w:pStyle w:val="CommandBlock"/>
+        <w:keepNext/>
+      </w:pPr>
+      <w:r>
+        <w:t xml:space="preserve">    --ignore-scripts --no-audit --no-fund</w:t>
+      </w:r>
+    </w:p>
+    <w:p>
+      <w:pPr>
+        <w:pStyle w:val="CommandBlock"/>
+      </w:pPr>
+      <w:r>
+        <w:t>cd ..</w:t>
+      </w:r>
+    </w:p>
+    <w:p>
+      <w:pPr>
+        <w:keepNext/>
+      </w:pPr>
+    </w:p>
+    <w:p>
+      <w:r>
+        <w:t>Type typescript/tsconfig.json exactly as shown in the Windows setup. You save each source file in its language's section below, as each is shown. As in Chapter 1, nano ./c/basic_variables.c creates and opens one: type the file, then save and close it with Ctrl+O, Enter, then Ctrl+X.</w:t>
       </w:r>
     </w:p>
     <w:p>
@@ -16727,6 +17128,11 @@
       </w:r>
     </w:p>
     <w:p>
+      <w:r>
+        <w:t>These are the files the setup commands wrote, shown here so you can check yours. Your go line shows your own Go version, and the blank lines and the order of the package.json fields may differ.</w:t>
+      </w:r>
+    </w:p>
+    <w:p>
       <w:pPr>
         <w:keepNext/>
       </w:pPr>
@@ -17061,164 +17467,6 @@
       </w:pPr>
       <w:r>
         <w:t xml:space="preserve">  }</w:t>
-      </w:r>
-    </w:p>
-    <w:p>
-      <w:pPr>
-        <w:pStyle w:val="SourceCode"/>
-      </w:pPr>
-      <w:r>
-        <w:t>}</w:t>
-      </w:r>
-    </w:p>
-    <w:p>
-      <w:pPr>
-        <w:keepNext/>
-      </w:pPr>
-    </w:p>
-    <w:p>
-      <w:pPr>
-        <w:keepNext/>
-      </w:pPr>
-    </w:p>
-    <w:p>
-      <w:pPr>
-        <w:pStyle w:val="Heading2"/>
-      </w:pPr>
-      <w:r>
-        <w:t>typescript/tsconfig.json</w:t>
-      </w:r>
-    </w:p>
-    <w:p>
-      <w:pPr>
-        <w:pStyle w:val="SourceCode"/>
-        <w:keepNext/>
-      </w:pPr>
-      <w:r>
-        <w:t>{</w:t>
-      </w:r>
-    </w:p>
-    <w:p>
-      <w:pPr>
-        <w:pStyle w:val="SourceCode"/>
-        <w:keepNext/>
-      </w:pPr>
-      <w:r>
-        <w:t xml:space="preserve">  "compilerOptions": {</w:t>
-      </w:r>
-    </w:p>
-    <w:p>
-      <w:pPr>
-        <w:pStyle w:val="SourceCode"/>
-      </w:pPr>
-      <w:r>
-        <w:t xml:space="preserve">    "target": "ES2022",</w:t>
-      </w:r>
-    </w:p>
-    <w:p>
-      <w:pPr>
-        <w:pStyle w:val="SourceCode"/>
-      </w:pPr>
-      <w:r>
-        <w:t xml:space="preserve">    "module": "NodeNext",</w:t>
-      </w:r>
-    </w:p>
-    <w:p>
-      <w:pPr>
-        <w:pStyle w:val="SourceCode"/>
-      </w:pPr>
-      <w:r>
-        <w:t xml:space="preserve">    "moduleResolution": "NodeNext",</w:t>
-      </w:r>
-    </w:p>
-    <w:p>
-      <w:pPr>
-        <w:pStyle w:val="SourceCode"/>
-      </w:pPr>
-      <w:r>
-        <w:t xml:space="preserve">    "rootDir": "src",</w:t>
-      </w:r>
-    </w:p>
-    <w:p>
-      <w:pPr>
-        <w:pStyle w:val="SourceCode"/>
-      </w:pPr>
-      <w:r>
-        <w:t xml:space="preserve">    "outDir": "dist",</w:t>
-      </w:r>
-    </w:p>
-    <w:p>
-      <w:pPr>
-        <w:pStyle w:val="SourceCode"/>
-      </w:pPr>
-      <w:r>
-        <w:t xml:space="preserve">    "strict": true,</w:t>
-      </w:r>
-    </w:p>
-    <w:p>
-      <w:pPr>
-        <w:pStyle w:val="SourceCode"/>
-      </w:pPr>
-      <w:r>
-        <w:t xml:space="preserve">    "types": [</w:t>
-      </w:r>
-    </w:p>
-    <w:p>
-      <w:pPr>
-        <w:pStyle w:val="SourceCode"/>
-      </w:pPr>
-      <w:r>
-        <w:t xml:space="preserve">      "node"</w:t>
-      </w:r>
-    </w:p>
-    <w:p>
-      <w:pPr>
-        <w:pStyle w:val="SourceCode"/>
-      </w:pPr>
-      <w:r>
-        <w:t xml:space="preserve">    ],</w:t>
-      </w:r>
-    </w:p>
-    <w:p>
-      <w:pPr>
-        <w:pStyle w:val="SourceCode"/>
-      </w:pPr>
-      <w:r>
-        <w:t xml:space="preserve">    "moduleDetection": "force"</w:t>
-      </w:r>
-    </w:p>
-    <w:p>
-      <w:pPr>
-        <w:pStyle w:val="SourceCode"/>
-      </w:pPr>
-      <w:r>
-        <w:t xml:space="preserve">  },</w:t>
-      </w:r>
-    </w:p>
-    <w:p>
-      <w:pPr>
-        <w:pStyle w:val="SourceCode"/>
-      </w:pPr>
-      <w:r>
-        <w:t xml:space="preserve">  "include": [</w:t>
-      </w:r>
-    </w:p>
-    <w:p>
-      <w:pPr>
-        <w:pStyle w:val="SourceCode"/>
-        <w:keepNext/>
-      </w:pPr>
-      <w:r>
-        <w:t xml:space="preserve">    "src/**/*.ts"</w:t>
-      </w:r>
-    </w:p>
-    <w:p>
-      <w:pPr>
-        <w:pStyle w:val="SourceCode"/>
-        <w:keepNext/>
-      </w:pPr>
-      <w:r>
-        <w:t xml:space="preserve">  ]</w:t>
       </w:r>
     </w:p>
     <w:p>
@@ -19035,31 +19283,31 @@
       </w:rPr>
     </w:lvl>
   </w:abstractNum>
-  <w:num w:numId="1" w16cid:durableId="926117462">
+  <w:num w:numId="1" w16cid:durableId="436750449">
     <w:abstractNumId w:val="8"/>
   </w:num>
-  <w:num w:numId="2" w16cid:durableId="700471302">
+  <w:num w:numId="2" w16cid:durableId="652754674">
     <w:abstractNumId w:val="6"/>
   </w:num>
-  <w:num w:numId="3" w16cid:durableId="1861775022">
+  <w:num w:numId="3" w16cid:durableId="1319990658">
     <w:abstractNumId w:val="5"/>
   </w:num>
-  <w:num w:numId="4" w16cid:durableId="682785886">
+  <w:num w:numId="4" w16cid:durableId="957566176">
     <w:abstractNumId w:val="4"/>
   </w:num>
-  <w:num w:numId="5" w16cid:durableId="261033118">
+  <w:num w:numId="5" w16cid:durableId="425809153">
     <w:abstractNumId w:val="7"/>
   </w:num>
-  <w:num w:numId="6" w16cid:durableId="2009940048">
+  <w:num w:numId="6" w16cid:durableId="1547064989">
     <w:abstractNumId w:val="3"/>
   </w:num>
-  <w:num w:numId="7" w16cid:durableId="1391491931">
+  <w:num w:numId="7" w16cid:durableId="1941833907">
     <w:abstractNumId w:val="2"/>
   </w:num>
-  <w:num w:numId="8" w16cid:durableId="348606578">
+  <w:num w:numId="8" w16cid:durableId="1652558370">
     <w:abstractNumId w:val="1"/>
   </w:num>
-  <w:num w:numId="9" w16cid:durableId="1534460300">
+  <w:num w:numId="9" w16cid:durableId="1213275387">
     <w:abstractNumId w:val="0"/>
   </w:num>
 </w:numbering>

--- a/Volume 1/Chapter 02 - Language Fundamentals/SPA_Vol1_Ch2_Lesson2_1_Variables.docx
+++ b/Volume 1/Chapter 02 - Language Fundamentals/SPA_Vol1_Ch2_Lesson2_1_Variables.docx
@@ -95,10 +95,7 @@
     </w:p>
     <w:p>
       <w:r>
-        <w:t>Every program that manages systems keeps track of values: a service name, a port, an environment, how many copies are running, and whether it is in maintenance. Variables are how a program remembers those values, and knowing which values may change and which must not is the first step to writing configuration code that does not break by accident. Programs also calculate with those values, such as how many connections each copy of a service handles, and they convert numbers that arrive as text, such as a por</w:t>
-      </w:r>
-      <w:r>
-        <w:t>t typed by a user or read from a file.</w:t>
+        <w:t>Every program that manages systems keeps track of values: a service name, a port, an environment, how many copies are running, and whether it is in maintenance. Variables are how a program remembers those values, and knowing which values may change and which must not is the first step to writing configuration code that does not break by accident. Programs also calculate with those values, such as how many connections each copy of a service handles, and they convert numbers that arrive as text, such as a port typed by a user or read from a file.</w:t>
       </w:r>
     </w:p>
     <w:p>
@@ -217,10 +214,7 @@
         <w:pStyle w:val="ListBullet"/>
       </w:pPr>
       <w:r>
-        <w:t>A comment is a note for people; the compiler ignores it. A line comment runs to the end of its line: // in C, C++, C#, Go, and TypeScript, and # in Python. A block comment can cover many lines: /* ... */ in every language here except Python, which writes several # lines instead. Documentation comments are comments that tools read to build documentation: /** ... */ in C, C++, and TypeScript, /// in C#, a // comment right above a declaration in Go, and a triple-quoted docstring in Python. Later lessons use th</w:t>
-      </w:r>
-      <w:r>
-        <w:t>em.</w:t>
+        <w:t>A comment is a note for people; the compiler ignores it. A line comment runs to the end of its line: // in C, C++, C#, Go, and TypeScript, and # in Python. A block comment can cover many lines: /* ... */ in every language here except Python, which writes several # lines instead. Documentation comments are comments that tools read to build documentation: /** ... */ in C, C++, and TypeScript, /// in C#, a // comment right above a declaration in Go, and a triple-quoted docstring in Python. Later lessons use them.</w:t>
       </w:r>
     </w:p>
     <w:p>
@@ -272,10 +266,7 @@
         <w:pStyle w:val="ListBullet"/>
       </w:pPr>
       <w:r>
-        <w:t>Decimal numbers are stored approximately: 0.1 + 0.2 is stored as 0.30000000000000004, so exact amounts such as money are kept in whole units such as cents. Whole numbers have a size limit: an int in C, C++, and C# holds up to 2,147,483,647, and Go's int on a 64-bit computer up to 9,223,372,036,854,775,807. Going past the limit is called overflow. In C# and Go the value silently wraps around to a wrong number; in C and C++ overflow is undefined behavior, so the program may print a wrong value or misbehave in</w:t>
-      </w:r>
-      <w:r>
-        <w:t xml:space="preserve"> other ways. Python's whole numbers have no limit, and TypeScript's numbers stay exact up to 9,007,199,254,740,991.</w:t>
+        <w:t>Decimal numbers are stored approximately: 0.1 + 0.2 is stored as 0.30000000000000004, so exact amounts such as money are kept in whole units such as cents. Whole numbers have a size limit: an int in C, C++, and C# holds up to 2,147,483,647, and Go's int on a 64-bit computer up to 9,223,372,036,854,775,807. Going past the limit is called overflow. In C# and Go the value silently wraps around to a wrong number; in C and C++ overflow is undefined behavior, so the program may print a wrong value or misbehave in other ways. Python's whole numbers have no limit, and TypeScript's numbers stay exact up to 9,007,199,254,740,991.</w:t>
       </w:r>
     </w:p>
     <w:p>
@@ -873,10 +864,7 @@
         <w:keepNext/>
       </w:pPr>
       <w:r>
-        <w:t>The TypeScript project needs a package.json, the file that names the project, its scripts, and the packages it uses. npm init -y creates one in the current folder with npm's default fields; -y accepts every default without asking. npm init ignores --prefix, so Push-Location first moves into .\typescript, and Pop-Location at the end moves back to lesson-2.1. npm pkg set writes fields into package.json: the project's name, "type": "module" (Node reads each .js file as a module), and the check and build script</w:t>
-      </w:r>
-      <w:r>
-        <w:t>s. --json stores true as a true value instead of the text "true"; "private": true stops npm from ever publishing this project. npm pkg delete removes the default fields this project does not use. The last npm line downloads the TypeScript compiler and Node's type descriptions at exact versions into .\typescript\node_modules and lists them in package.json.</w:t>
+        <w:t>The TypeScript project needs a package.json, the file that names the project, its scripts, and the packages it uses. npm init -y creates one in the current folder with npm's default fields; -y accepts every default without asking. npm init ignores --prefix, so Push-Location first moves into .\typescript, and Pop-Location at the end moves back to lesson-2.1. npm pkg set writes fields into package.json: the project's name, "type": "module" (Node reads each .js file as a module), and the check and build scripts. --json stores true as a true value instead of the text "true"; "private": true stops npm from ever publishing this project. npm pkg delete removes the default fields this project does not use. The last npm line downloads the TypeScript compiler and Node's type descriptions at exact versions into .\typescript\node_modules and lists them in package.json.</w:t>
       </w:r>
     </w:p>
     <w:p>
@@ -18084,10 +18072,7 @@
     </w:p>
     <w:p>
       <w:r>
-        <w:t>Add a connection timeout to the Production-Minded program. Declare a changing integer named for its unit, such as connection_timeout_seconds (connectionTimeoutSeconds in C++, C#, Go, and TypeScript), with the value 30. Print it as the last line of the Initial Configuration, reassign it to 60 together with the other changes, and print it as the last line of the Updated Configuration. Finally, at the end of the Arithmetic and Conversion part, multiply the updated timeout by 1000 in a new variable named connec</w:t>
-      </w:r>
-      <w:r>
-        <w:t>tion_timeout_milliseconds (connectionTimeoutMilliseconds in C++, C#, Go, and TypeScript) and print it as Timeout Milliseconds: 60000. Then convert the updated timeout to text, join it with "s" in a variable named timeout_label (timeoutLabel in C++, C#, Go, and TypeScript), and print it as Timeout Label: 60s; in C, print the number with %d followed by s, because printf converts it as it prints. The output must match the Required Exercise Output below exactly (C still prints 0 and 1 for Maintenance Mode).</w:t>
+        <w:t>Add a connection timeout to the Production-Minded program. Declare a changing integer named for its unit, such as connection_timeout_seconds (connectionTimeoutSeconds in C++, C#, Go, and TypeScript), with the value 30. Print it as the last line of the Initial Configuration, reassign it to 60 together with the other changes, and print it as the last line of the Updated Configuration. Finally, at the end of the Arithmetic and Conversion part, multiply the updated timeout by 1000 in a new variable named connection_timeout_milliseconds (connectionTimeoutMilliseconds in C++, C#, Go, and TypeScript) and print it as Timeout Milliseconds: 60000. Then convert the updated timeout to text, join it with "s" in a variable named timeout_label (timeoutLabel in C++, C#, Go, and TypeScript), and print it as Timeout Label: 60s; in C, print the number with %d followed by s, because printf converts it as it prints. The output must match the Required Exercise Output below exactly (C still prints 0 and 1 for Maintenance Mode).</w:t>
       </w:r>
     </w:p>
     <w:p>
